--- a/Docs/Project Proposal.docx
+++ b/Docs/Project Proposal.docx
@@ -190,6 +190,19 @@
     </w:p>
     <w:p>
       <w:pPr>
+        <w:pStyle w:val="Heading3"/>
+      </w:pPr>
+      <w:r>
+        <w:t>Model Choice</w:t>
+      </w:r>
+    </w:p>
+    <w:p>
+      <w:r>
+        <w:t>Currently the best choice of model I can find is XGBoost, its not a deep learning model but is is effective on structured data.</w:t>
+      </w:r>
+    </w:p>
+    <w:p>
+      <w:pPr>
         <w:pStyle w:val="Heading1"/>
       </w:pPr>
       <w:r>
@@ -198,11 +211,11 @@
     </w:p>
     <w:p>
       <w:r>
-        <w:t xml:space="preserve">This section is very relevant as I will be handling data, as well as potentially being used as evidence in order to charge someone with cheating.  All CS2 demos are openly available for use, and precedent has been set by many other mainly coaching applications that they are free to use. However, a big issue with my cheat is that if it is incorrectly configured, it could cause a lot of false detection. As this program, once released, will be designed to operate outside of my control with parameter thresholds and training only assisted by my guides and the example of CS2. Ultimately, it will be in control of whoever decides to implement it, and so poor implementation is possible, which could cause confusion and false accusations. This could erode trust in the program and cause reputational damage that it could not recover from. Additionally, this program could become biased over time depending on the data being fed into it. The only reliable source of cheating free games I have which is almost guaranteed to be clean, is from proper LAN events where the level of play is substantially higher than average. This could pose problems, as even though I am targeting high level online events, LAN still tend to be a step higher and I would like it to have some form of flagging assistance for manual review in regular non-organized games potentially allowing the tool to assist </w:t>
+        <w:t xml:space="preserve">This section is very relevant as I will be handling data, as well as potentially being used as evidence in order to charge someone with cheating.  All CS2 demos are openly available for use, and precedent has been set by many other mainly coaching applications that they are free to use. However, a big issue with my cheat is that if it is incorrectly configured, it could cause a lot of false detection. As this program, once released, will be designed to operate outside of my control with parameter thresholds and training only assisted by my guides and the example of CS2. Ultimately, it will be in control of whoever decides to implement it, and so poor implementation is possible, which could cause confusion and false accusations. This could erode trust in the program and cause reputational damage that it could not recover from. Additionally, this program could become biased over time depending on the data being fed into it. The only reliable source of cheating free games I have which is almost guaranteed to be clean, is from proper LAN events where the level of play is </w:t>
       </w:r>
       <w:r>
         <w:lastRenderedPageBreak/>
-        <w:t>in review in features like CS:GO’s old Overwatch system. There is a partial solution to this problem, which is using data from FaceIt games. They use an aggressive kernel level anti cheat, which makes cheating hard. However, this still does not make it impossible especially with the type of cheat I am looking to flag but the majority of the players that use the service are legit, even if they heavily rely on the anti-cheat and avoid manual bans. </w:t>
+        <w:t>substantially higher than average. This could pose problems, as even though I am targeting high level online events, LAN still tend to be a step higher and I would like it to have some form of flagging assistance for manual review in regular non-organized games potentially allowing the tool to assist in review in features like CS:GO’s old Overwatch system. There is a partial solution to this problem, which is using data from FaceIt games. They use an aggressive kernel level anti cheat, which makes cheating hard. However, this still does not make it impossible especially with the type of cheat I am looking to flag but the majority of the players that use the service are legit, even if they heavily rely on the anti-cheat and avoid manual bans. </w:t>
       </w:r>
     </w:p>
     <w:p>
@@ -881,7 +894,6 @@
     <w:next w:val="Normal"/>
     <w:link w:val="Heading4Char"/>
     <w:uiPriority w:val="9"/>
-    <w:semiHidden/>
     <w:unhideWhenUsed/>
     <w:qFormat/>
     <w:rsid w:val="00AB7FB3"/>
@@ -1083,7 +1095,6 @@
     <w:basedOn w:val="DefaultParagraphFont"/>
     <w:link w:val="Heading4"/>
     <w:uiPriority w:val="9"/>
-    <w:semiHidden/>
     <w:rsid w:val="00AB7FB3"/>
     <w:rPr>
       <w:rFonts w:asciiTheme="majorHAnsi" w:eastAsiaTheme="majorEastAsia" w:hAnsiTheme="majorHAnsi" w:cstheme="majorBidi"/>
